--- a/output/월범퍼가드_사진대지.docx
+++ b/output/월범퍼가드_사진대지.docx
@@ -96,7 +96,7 @@
                 <w:sz w:val="20"/>
                 <w:szCs w:val="20"/>
               </w:rPr>
-              <w:t xml:space="preserve">(공사명 기재)</w:t>
+              <w:t xml:space="preserve">보령제약 안산공장 P동 증축공사</w:t>
             </w:r>
           </w:p>
         </w:tc>
@@ -863,7 +863,7 @@
                 <w:sz w:val="20"/>
                 <w:szCs w:val="20"/>
               </w:rPr>
-              <w:t xml:space="preserve">(공사명 기재)</w:t>
+              <w:t xml:space="preserve">보령제약 안산공장 P동 증축공사</w:t>
             </w:r>
           </w:p>
         </w:tc>

--- a/output/월범퍼가드_사진대지.docx
+++ b/output/월범퍼가드_사진대지.docx
@@ -266,7 +266,7 @@
                 <w:sz w:val="20"/>
                 <w:szCs w:val="20"/>
               </w:rPr>
-              <w:t xml:space="preserve">비    고</w:t>
+              <w:t xml:space="preserve">시공위치</w:t>
             </w:r>
           </w:p>
         </w:tc>
@@ -297,7 +297,7 @@
                 <w:sz w:val="20"/>
                 <w:szCs w:val="20"/>
               </w:rPr>
-              <w:t xml:space="preserve">시공 전 현황은 청구서로 갈음</w:t>
+              <w:t xml:space="preserve">P동 지상 2층</w:t>
             </w:r>
           </w:p>
         </w:tc>
@@ -467,7 +467,7 @@
                 <w:sz w:val="18"/>
                 <w:szCs w:val="18"/>
               </w:rPr>
-              <w:t xml:space="preserve">[사진 1] 에어샤워 출입구 측 복도</w:t>
+              <w:t xml:space="preserve">[사진 1] P동 지상 2층</w:t>
             </w:r>
           </w:p>
           <w:p>
@@ -559,7 +559,7 @@
                 <w:sz w:val="18"/>
                 <w:szCs w:val="18"/>
               </w:rPr>
-              <w:t xml:space="preserve">[사진 2] 엘리베이터 전실</w:t>
+              <w:t xml:space="preserve">[사진 2] P동 지상 2층</w:t>
             </w:r>
           </w:p>
           <w:p>
@@ -653,7 +653,7 @@
                 <w:sz w:val="18"/>
                 <w:szCs w:val="18"/>
               </w:rPr>
-              <w:t xml:space="preserve">[사진 3] 작업장(녹색 에폭시 구역) 벽체</w:t>
+              <w:t xml:space="preserve">[사진 3] P동 지상 2층</w:t>
             </w:r>
           </w:p>
           <w:p>
@@ -745,7 +745,7 @@
                 <w:sz w:val="18"/>
                 <w:szCs w:val="18"/>
               </w:rPr>
-              <w:t xml:space="preserve">[사진 4] 작업장(녹색 에폭시 구역) 기둥·벽체</w:t>
+              <w:t xml:space="preserve">[사진 4] P동 지상 2층</w:t>
             </w:r>
           </w:p>
           <w:p>
@@ -1033,7 +1033,7 @@
                 <w:sz w:val="20"/>
                 <w:szCs w:val="20"/>
               </w:rPr>
-              <w:t xml:space="preserve">비    고</w:t>
+              <w:t xml:space="preserve">시공위치</w:t>
             </w:r>
           </w:p>
         </w:tc>
@@ -1064,7 +1064,7 @@
                 <w:sz w:val="20"/>
                 <w:szCs w:val="20"/>
               </w:rPr>
-              <w:t xml:space="preserve">시공 전 현황은 청구서로 갈음</w:t>
+              <w:t xml:space="preserve">P동 지상 2층</w:t>
             </w:r>
           </w:p>
         </w:tc>
@@ -1234,7 +1234,7 @@
                 <w:sz w:val="18"/>
                 <w:szCs w:val="18"/>
               </w:rPr>
-              <w:t xml:space="preserve">[사진 5] 복도(회색 바닥 구역) 기둥 모서리</w:t>
+              <w:t xml:space="preserve">[사진 5] P동 지상 2층</w:t>
             </w:r>
           </w:p>
           <w:p>
@@ -1326,7 +1326,7 @@
                 <w:sz w:val="18"/>
                 <w:szCs w:val="18"/>
               </w:rPr>
-              <w:t xml:space="preserve">[사진 6] 엘리베이터 방향 복도</w:t>
+              <w:t xml:space="preserve">[사진 6] P동 지상 2층</w:t>
             </w:r>
           </w:p>
           <w:p>
@@ -1420,7 +1420,7 @@
                 <w:sz w:val="18"/>
                 <w:szCs w:val="18"/>
               </w:rPr>
-              <w:t xml:space="preserve">[사진 7] 복도(회색 바닥 구역) 출입문 앞</w:t>
+              <w:t xml:space="preserve">[사진 7] P동 지상 2층</w:t>
             </w:r>
           </w:p>
           <w:p>
@@ -1512,7 +1512,7 @@
                 <w:sz w:val="18"/>
                 <w:szCs w:val="18"/>
               </w:rPr>
-              <w:t xml:space="preserve">[사진 8] 복도(회색 바닥 구역) 벽체 코너</w:t>
+              <w:t xml:space="preserve">[사진 8] P동 지상 2층</w:t>
             </w:r>
           </w:p>
           <w:p>
